--- a/Homework/DL_FactoryAutomation/산출물/딥러닝 프로젝트/딥러닝_산출물_20260625_FEMTO_RUL_발표용.docx
+++ b/Homework/DL_FactoryAutomation/산출물/딥러닝 프로젝트/딥러닝_산출물_20260625_FEMTO_RUL_발표용.docx
@@ -21529,6 +21529,1799 @@
         <w:t>3. Streamlit 사이드바로 전문가 실시간 조정 -- 데이터 없이도 운영 정책 반영 가능</w:t>
         <w:br/>
         <w:t>4. 임계값 최적화는 모델 아키텍처 튜닝만큼 중요한 PdM 성능 개선 수단</w:t>
+      </w:r>
+    </w:p>
+    <w:p>
+      <w:r>
+        <w:br w:type="page"/>
+      </w:r>
+    </w:p>
+    <w:p>
+      <w:pPr>
+        <w:pStyle w:val="Heading1"/>
+      </w:pPr>
+      <w:r>
+        <w:t>부록 I. 3D 산점도 시각화 — 특징 공간에서의 이상 분리</w:t>
+      </w:r>
+    </w:p>
+    <w:p>
+      <w:r>
+        <w:rPr>
+          <w:b w:val="0"/>
+          <w:sz w:val="21"/>
+        </w:rPr>
+        <w:t>FEMTO 베어링 12개 특징 중 SHAP 중요도 상위 3개 (h_rms, h_kurt, temp_mean)를 3D 공간에 투영하여 정상(Normal)과 이상(Anomaly/열화) 데이터 분포를 시각화합니다. 3D 시각화는 2D ROC/분포 차트가 포착하지 못하는 특징 간 상호작용과 공간적 분리 경계를 직관적으로 보여줍니다.</w:t>
+      </w:r>
+    </w:p>
+    <w:p>
+      <w:pPr>
+        <w:pStyle w:val="Heading2"/>
+      </w:pPr>
+      <w:r>
+        <w:t>I.1 3D 산점도 — 테스트셋 (h_rms / h_kurt / temp_mean)</w:t>
+      </w:r>
+    </w:p>
+    <w:p>
+      <w:pPr>
+        <w:jc w:val="center"/>
+      </w:pPr>
+      <w:r>
+        <w:drawing>
+          <wp:inline xmlns:a="http://schemas.openxmlformats.org/drawingml/2006/main" xmlns:pic="http://schemas.openxmlformats.org/drawingml/2006/picture">
+            <wp:extent cx="5029200" cy="5324122"/>
+            <wp:docPr id="4" name="Picture 4"/>
+            <wp:cNvGraphicFramePr>
+              <a:graphicFrameLocks noChangeAspect="1"/>
+            </wp:cNvGraphicFramePr>
+            <a:graphic>
+              <a:graphicData uri="http://schemas.openxmlformats.org/drawingml/2006/picture">
+                <pic:pic>
+                  <pic:nvPicPr>
+                    <pic:cNvPr id="0" name="V1_3d_scatter.png"/>
+                    <pic:cNvPicPr/>
+                  </pic:nvPicPr>
+                  <pic:blipFill>
+                    <a:blip r:embed="rId12"/>
+                    <a:stretch>
+                      <a:fillRect/>
+                    </a:stretch>
+                  </pic:blipFill>
+                  <pic:spPr>
+                    <a:xfrm>
+                      <a:off x="0" y="0"/>
+                      <a:ext cx="5029200" cy="5324122"/>
+                    </a:xfrm>
+                    <a:prstGeom prst="rect"/>
+                  </pic:spPr>
+                </pic:pic>
+              </a:graphicData>
+            </a:graphic>
+          </wp:inline>
+        </w:drawing>
+      </w:r>
+    </w:p>
+    <w:p>
+      <w:pPr>
+        <w:jc w:val="center"/>
+      </w:pPr>
+      <w:r>
+        <w:rPr>
+          <w:i/>
+          <w:sz w:val="18"/>
+        </w:rPr>
+        <w:t>그림 I-1. FEMTO 테스트 데이터 3D 산점도 (파랑=정상, 빨강X=이상/열화)</w:t>
+      </w:r>
+    </w:p>
+    <w:p>
+      <w:r>
+        <w:rPr>
+          <w:b w:val="0"/>
+          <w:sz w:val="21"/>
+        </w:rPr>
+        <w:t>관찰 결과:</w:t>
+        <w:br/>
+        <w:t>- 정상 샘플(파랑): h_rms 낮음, h_kurt 중간, temp_mean 분산 작음 -&gt; 밀집 클러스터</w:t>
+        <w:br/>
+        <w:t>- 이상 샘플(빨강X): h_rms 급등, h_kurt 극값(베어링 충격 증가), 3D 공간에서 명확히 분리</w:t>
+        <w:br/>
+        <w:t>- h_rms + h_kurt 동시 증가 시 이상 판정 신뢰도 높음</w:t>
+        <w:br/>
+        <w:t>-&gt; SHAP 분석 결과(h_rms 1위, h_kurt 2위)와 시각적으로 일치, 특징 선택의 타당성 입증</w:t>
+      </w:r>
+    </w:p>
+    <w:p>
+      <w:pPr>
+        <w:pStyle w:val="Heading2"/>
+      </w:pPr>
+      <w:r>
+        <w:t>I.2 3D 시각화의 PdM 활용 의미</w:t>
+      </w:r>
+    </w:p>
+    <w:tbl>
+      <w:tblPr>
+        <w:tblStyle w:val="TableGrid"/>
+        <w:tblW w:type="auto" w:w="0"/>
+        <w:tblLook w:firstColumn="1" w:firstRow="1" w:lastColumn="0" w:lastRow="0" w:noHBand="0" w:noVBand="1" w:val="04A0"/>
+      </w:tblPr>
+      <w:tblGrid>
+        <w:gridCol w:w="3135"/>
+        <w:gridCol w:w="3135"/>
+        <w:gridCol w:w="3135"/>
+      </w:tblGrid>
+      <w:tr>
+        <w:tc>
+          <w:tcPr>
+            <w:tcW w:type="dxa" w:w="2160"/>
+            <w:shd w:val="clear" w:color="auto" w:fill="2E75B6"/>
+          </w:tcPr>
+          <w:p>
+            <w:pPr>
+              <w:jc w:val="center"/>
+            </w:pPr>
+            <w:r>
+              <w:rPr>
+                <w:b/>
+                <w:color w:val="FFFFFF"/>
+                <w:sz w:val="19"/>
+              </w:rPr>
+              <w:t>관점</w:t>
+            </w:r>
+          </w:p>
+        </w:tc>
+        <w:tc>
+          <w:tcPr>
+            <w:tcW w:type="dxa" w:w="4320"/>
+            <w:shd w:val="clear" w:color="auto" w:fill="2E75B6"/>
+          </w:tcPr>
+          <w:p>
+            <w:pPr>
+              <w:jc w:val="center"/>
+            </w:pPr>
+            <w:r>
+              <w:rPr>
+                <w:b/>
+                <w:color w:val="FFFFFF"/>
+                <w:sz w:val="19"/>
+              </w:rPr>
+              <w:t>2D 분석 한계</w:t>
+            </w:r>
+          </w:p>
+        </w:tc>
+        <w:tc>
+          <w:tcPr>
+            <w:tcW w:type="dxa" w:w="6480"/>
+            <w:shd w:val="clear" w:color="auto" w:fill="2E75B6"/>
+          </w:tcPr>
+          <w:p>
+            <w:pPr>
+              <w:jc w:val="center"/>
+            </w:pPr>
+            <w:r>
+              <w:rPr>
+                <w:b/>
+                <w:color w:val="FFFFFF"/>
+                <w:sz w:val="19"/>
+              </w:rPr>
+              <w:t>3D 시각화 추가 인사이트</w:t>
+            </w:r>
+          </w:p>
+        </w:tc>
+      </w:tr>
+      <w:tr>
+        <w:tc>
+          <w:tcPr>
+            <w:tcW w:type="dxa" w:w="3135"/>
+            <w:shd w:val="clear" w:color="auto" w:fill="F2F2F2"/>
+          </w:tcPr>
+          <w:p>
+            <w:pPr>
+              <w:jc w:val="center"/>
+            </w:pPr>
+            <w:r>
+              <w:rPr>
+                <w:sz w:val="18"/>
+              </w:rPr>
+              <w:t>특징 상호작용</w:t>
+            </w:r>
+          </w:p>
+        </w:tc>
+        <w:tc>
+          <w:tcPr>
+            <w:tcW w:type="dxa" w:w="3135"/>
+            <w:shd w:val="clear" w:color="auto" w:fill="F2F2F2"/>
+          </w:tcPr>
+          <w:p>
+            <w:pPr>
+              <w:jc w:val="center"/>
+            </w:pPr>
+            <w:r>
+              <w:rPr>
+                <w:sz w:val="18"/>
+              </w:rPr>
+              <w:t>단일 특징 분포만 확인</w:t>
+            </w:r>
+          </w:p>
+        </w:tc>
+        <w:tc>
+          <w:tcPr>
+            <w:tcW w:type="dxa" w:w="3135"/>
+            <w:shd w:val="clear" w:color="auto" w:fill="F2F2F2"/>
+          </w:tcPr>
+          <w:p>
+            <w:pPr>
+              <w:jc w:val="center"/>
+            </w:pPr>
+            <w:r>
+              <w:rPr>
+                <w:sz w:val="18"/>
+              </w:rPr>
+              <w:t>h_rms+h_kurt 동시 증가 -&gt; 이상 신호 강화</w:t>
+            </w:r>
+          </w:p>
+        </w:tc>
+      </w:tr>
+      <w:tr>
+        <w:tc>
+          <w:tcPr>
+            <w:tcW w:type="dxa" w:w="3135"/>
+            <w:shd w:val="clear" w:color="auto" w:fill="E2EFDA"/>
+          </w:tcPr>
+          <w:p>
+            <w:pPr>
+              <w:jc w:val="center"/>
+            </w:pPr>
+            <w:r>
+              <w:rPr>
+                <w:sz w:val="18"/>
+              </w:rPr>
+              <w:t>분리 경계</w:t>
+            </w:r>
+          </w:p>
+        </w:tc>
+        <w:tc>
+          <w:tcPr>
+            <w:tcW w:type="dxa" w:w="3135"/>
+            <w:shd w:val="clear" w:color="auto" w:fill="E2EFDA"/>
+          </w:tcPr>
+          <w:p>
+            <w:pPr>
+              <w:jc w:val="center"/>
+            </w:pPr>
+            <w:r>
+              <w:rPr>
+                <w:sz w:val="18"/>
+              </w:rPr>
+              <w:t>ROC는 임계값 1D 결정</w:t>
+            </w:r>
+          </w:p>
+        </w:tc>
+        <w:tc>
+          <w:tcPr>
+            <w:tcW w:type="dxa" w:w="3135"/>
+            <w:shd w:val="clear" w:color="auto" w:fill="E2EFDA"/>
+          </w:tcPr>
+          <w:p>
+            <w:pPr>
+              <w:jc w:val="center"/>
+            </w:pPr>
+            <w:r>
+              <w:rPr>
+                <w:sz w:val="18"/>
+              </w:rPr>
+              <w:t>3D 공간에서 비선형 분리 경계 시각적 확인</w:t>
+            </w:r>
+          </w:p>
+        </w:tc>
+      </w:tr>
+      <w:tr>
+        <w:tc>
+          <w:tcPr>
+            <w:tcW w:type="dxa" w:w="3135"/>
+            <w:shd w:val="clear" w:color="auto" w:fill="F2F2F2"/>
+          </w:tcPr>
+          <w:p>
+            <w:pPr>
+              <w:jc w:val="center"/>
+            </w:pPr>
+            <w:r>
+              <w:rPr>
+                <w:sz w:val="18"/>
+              </w:rPr>
+              <w:t>이상 유형</w:t>
+            </w:r>
+          </w:p>
+        </w:tc>
+        <w:tc>
+          <w:tcPr>
+            <w:tcW w:type="dxa" w:w="3135"/>
+            <w:shd w:val="clear" w:color="auto" w:fill="F2F2F2"/>
+          </w:tcPr>
+          <w:p>
+            <w:pPr>
+              <w:jc w:val="center"/>
+            </w:pPr>
+            <w:r>
+              <w:rPr>
+                <w:sz w:val="18"/>
+              </w:rPr>
+              <w:t>정상/이상 이진만</w:t>
+            </w:r>
+          </w:p>
+        </w:tc>
+        <w:tc>
+          <w:tcPr>
+            <w:tcW w:type="dxa" w:w="3135"/>
+            <w:shd w:val="clear" w:color="auto" w:fill="F2F2F2"/>
+          </w:tcPr>
+          <w:p>
+            <w:pPr>
+              <w:jc w:val="center"/>
+            </w:pPr>
+            <w:r>
+              <w:rPr>
+                <w:sz w:val="18"/>
+              </w:rPr>
+              <w:t>클러스터 패턴으로 초기/중기/말기 열화 구분 가능</w:t>
+            </w:r>
+          </w:p>
+        </w:tc>
+      </w:tr>
+    </w:tbl>
+    <w:p>
+      <w:r>
+        <w:br w:type="page"/>
+      </w:r>
+    </w:p>
+    <w:p>
+      <w:pPr>
+        <w:pStyle w:val="Heading1"/>
+      </w:pPr>
+      <w:r>
+        <w:t>부록 J. Autoencoder 비지도 이상탐지 — 라벨 없는 환경에서의 이상 감지</w:t>
+      </w:r>
+    </w:p>
+    <w:p>
+      <w:r>
+        <w:rPr>
+          <w:b w:val="0"/>
+          <w:sz w:val="21"/>
+        </w:rPr>
+        <w:t>실제 공장 환경에서는 정상/이상 라벨이 없는 경우가 많습니다. Autoencoder는 정상 데이터만으로 학습 후 재구성 오류(Reconstruction MSE)가 높은 샘플을 이상으로 탐지하는 비지도 학습 방법입니다.</w:t>
+      </w:r>
+    </w:p>
+    <w:p>
+      <w:pPr>
+        <w:pStyle w:val="Heading2"/>
+      </w:pPr>
+      <w:r>
+        <w:t>J.1 아키텍처 — Encoder(64-&gt;32-&gt;16) + Decoder(16-&gt;32-&gt;64-&gt;Output)</w:t>
+      </w:r>
+    </w:p>
+    <w:p>
+      <w:r>
+        <w:rPr>
+          <w:b/>
+          <w:sz w:val="20"/>
+        </w:rPr>
+        <w:t>표 J-1. FEMTO 베어링 Autoencoder 구조</w:t>
+      </w:r>
+    </w:p>
+    <w:tbl>
+      <w:tblPr>
+        <w:tblStyle w:val="TableGrid"/>
+        <w:tblW w:type="auto" w:w="0"/>
+        <w:tblLook w:firstColumn="1" w:firstRow="1" w:lastColumn="0" w:lastRow="0" w:noHBand="0" w:noVBand="1" w:val="04A0"/>
+      </w:tblPr>
+      <w:tblGrid>
+        <w:gridCol w:w="2351"/>
+        <w:gridCol w:w="2351"/>
+        <w:gridCol w:w="2351"/>
+        <w:gridCol w:w="2351"/>
+      </w:tblGrid>
+      <w:tr>
+        <w:tc>
+          <w:tcPr>
+            <w:tcW w:type="dxa" w:w="1728"/>
+            <w:shd w:val="clear" w:color="auto" w:fill="2E75B6"/>
+          </w:tcPr>
+          <w:p>
+            <w:pPr>
+              <w:jc w:val="center"/>
+            </w:pPr>
+            <w:r>
+              <w:rPr>
+                <w:b/>
+                <w:color w:val="FFFFFF"/>
+                <w:sz w:val="19"/>
+              </w:rPr>
+              <w:t>계층</w:t>
+            </w:r>
+          </w:p>
+        </w:tc>
+        <w:tc>
+          <w:tcPr>
+            <w:tcW w:type="dxa" w:w="3168"/>
+            <w:shd w:val="clear" w:color="auto" w:fill="2E75B6"/>
+          </w:tcPr>
+          <w:p>
+            <w:pPr>
+              <w:jc w:val="center"/>
+            </w:pPr>
+            <w:r>
+              <w:rPr>
+                <w:b/>
+                <w:color w:val="FFFFFF"/>
+                <w:sz w:val="19"/>
+              </w:rPr>
+              <w:t>역할</w:t>
+            </w:r>
+          </w:p>
+        </w:tc>
+        <w:tc>
+          <w:tcPr>
+            <w:tcW w:type="dxa" w:w="1728"/>
+            <w:shd w:val="clear" w:color="auto" w:fill="2E75B6"/>
+          </w:tcPr>
+          <w:p>
+            <w:pPr>
+              <w:jc w:val="center"/>
+            </w:pPr>
+            <w:r>
+              <w:rPr>
+                <w:b/>
+                <w:color w:val="FFFFFF"/>
+                <w:sz w:val="19"/>
+              </w:rPr>
+              <w:t>유닛</w:t>
+            </w:r>
+          </w:p>
+        </w:tc>
+        <w:tc>
+          <w:tcPr>
+            <w:tcW w:type="dxa" w:w="2592"/>
+            <w:shd w:val="clear" w:color="auto" w:fill="2E75B6"/>
+          </w:tcPr>
+          <w:p>
+            <w:pPr>
+              <w:jc w:val="center"/>
+            </w:pPr>
+            <w:r>
+              <w:rPr>
+                <w:b/>
+                <w:color w:val="FFFFFF"/>
+                <w:sz w:val="19"/>
+              </w:rPr>
+              <w:t>활성화</w:t>
+            </w:r>
+          </w:p>
+        </w:tc>
+      </w:tr>
+      <w:tr>
+        <w:tc>
+          <w:tcPr>
+            <w:tcW w:type="dxa" w:w="2351"/>
+          </w:tcPr>
+          <w:p>
+            <w:pPr>
+              <w:jc w:val="center"/>
+            </w:pPr>
+            <w:r>
+              <w:rPr>
+                <w:sz w:val="18"/>
+              </w:rPr>
+              <w:t>Input</w:t>
+            </w:r>
+          </w:p>
+        </w:tc>
+        <w:tc>
+          <w:tcPr>
+            <w:tcW w:type="dxa" w:w="2351"/>
+          </w:tcPr>
+          <w:p>
+            <w:pPr>
+              <w:jc w:val="center"/>
+            </w:pPr>
+            <w:r>
+              <w:rPr>
+                <w:sz w:val="18"/>
+              </w:rPr>
+              <w:t>입력층</w:t>
+            </w:r>
+          </w:p>
+        </w:tc>
+        <w:tc>
+          <w:tcPr>
+            <w:tcW w:type="dxa" w:w="2351"/>
+          </w:tcPr>
+          <w:p>
+            <w:pPr>
+              <w:jc w:val="center"/>
+            </w:pPr>
+            <w:r>
+              <w:rPr>
+                <w:sz w:val="18"/>
+              </w:rPr>
+              <w:t>11</w:t>
+            </w:r>
+          </w:p>
+        </w:tc>
+        <w:tc>
+          <w:tcPr>
+            <w:tcW w:type="dxa" w:w="2351"/>
+          </w:tcPr>
+          <w:p>
+            <w:pPr>
+              <w:jc w:val="center"/>
+            </w:pPr>
+            <w:r>
+              <w:rPr>
+                <w:sz w:val="18"/>
+              </w:rPr>
+              <w:t>-</w:t>
+            </w:r>
+          </w:p>
+        </w:tc>
+      </w:tr>
+      <w:tr>
+        <w:tc>
+          <w:tcPr>
+            <w:tcW w:type="dxa" w:w="2351"/>
+          </w:tcPr>
+          <w:p>
+            <w:pPr>
+              <w:jc w:val="center"/>
+            </w:pPr>
+            <w:r>
+              <w:rPr>
+                <w:sz w:val="18"/>
+              </w:rPr>
+              <w:t>Dense 64 + Dropout</w:t>
+            </w:r>
+          </w:p>
+        </w:tc>
+        <w:tc>
+          <w:tcPr>
+            <w:tcW w:type="dxa" w:w="2351"/>
+          </w:tcPr>
+          <w:p>
+            <w:pPr>
+              <w:jc w:val="center"/>
+            </w:pPr>
+            <w:r>
+              <w:rPr>
+                <w:sz w:val="18"/>
+              </w:rPr>
+              <w:t>인코더 1</w:t>
+            </w:r>
+          </w:p>
+        </w:tc>
+        <w:tc>
+          <w:tcPr>
+            <w:tcW w:type="dxa" w:w="2351"/>
+          </w:tcPr>
+          <w:p>
+            <w:pPr>
+              <w:jc w:val="center"/>
+            </w:pPr>
+            <w:r>
+              <w:rPr>
+                <w:sz w:val="18"/>
+              </w:rPr>
+              <w:t>64</w:t>
+            </w:r>
+          </w:p>
+        </w:tc>
+        <w:tc>
+          <w:tcPr>
+            <w:tcW w:type="dxa" w:w="2351"/>
+          </w:tcPr>
+          <w:p>
+            <w:pPr>
+              <w:jc w:val="center"/>
+            </w:pPr>
+            <w:r>
+              <w:rPr>
+                <w:sz w:val="18"/>
+              </w:rPr>
+              <w:t>ReLU</w:t>
+            </w:r>
+          </w:p>
+        </w:tc>
+      </w:tr>
+      <w:tr>
+        <w:tc>
+          <w:tcPr>
+            <w:tcW w:type="dxa" w:w="2351"/>
+          </w:tcPr>
+          <w:p>
+            <w:pPr>
+              <w:jc w:val="center"/>
+            </w:pPr>
+            <w:r>
+              <w:rPr>
+                <w:sz w:val="18"/>
+              </w:rPr>
+              <w:t>Dense 32 + Dropout</w:t>
+            </w:r>
+          </w:p>
+        </w:tc>
+        <w:tc>
+          <w:tcPr>
+            <w:tcW w:type="dxa" w:w="2351"/>
+          </w:tcPr>
+          <w:p>
+            <w:pPr>
+              <w:jc w:val="center"/>
+            </w:pPr>
+            <w:r>
+              <w:rPr>
+                <w:sz w:val="18"/>
+              </w:rPr>
+              <w:t>인코더 2</w:t>
+            </w:r>
+          </w:p>
+        </w:tc>
+        <w:tc>
+          <w:tcPr>
+            <w:tcW w:type="dxa" w:w="2351"/>
+          </w:tcPr>
+          <w:p>
+            <w:pPr>
+              <w:jc w:val="center"/>
+            </w:pPr>
+            <w:r>
+              <w:rPr>
+                <w:sz w:val="18"/>
+              </w:rPr>
+              <w:t>32</w:t>
+            </w:r>
+          </w:p>
+        </w:tc>
+        <w:tc>
+          <w:tcPr>
+            <w:tcW w:type="dxa" w:w="2351"/>
+          </w:tcPr>
+          <w:p>
+            <w:pPr>
+              <w:jc w:val="center"/>
+            </w:pPr>
+            <w:r>
+              <w:rPr>
+                <w:sz w:val="18"/>
+              </w:rPr>
+              <w:t>ReLU</w:t>
+            </w:r>
+          </w:p>
+        </w:tc>
+      </w:tr>
+      <w:tr>
+        <w:tc>
+          <w:tcPr>
+            <w:tcW w:type="dxa" w:w="2351"/>
+          </w:tcPr>
+          <w:p>
+            <w:pPr>
+              <w:jc w:val="center"/>
+            </w:pPr>
+            <w:r>
+              <w:rPr>
+                <w:sz w:val="18"/>
+              </w:rPr>
+              <w:t>Dense 16</w:t>
+            </w:r>
+          </w:p>
+        </w:tc>
+        <w:tc>
+          <w:tcPr>
+            <w:tcW w:type="dxa" w:w="2351"/>
+          </w:tcPr>
+          <w:p>
+            <w:pPr>
+              <w:jc w:val="center"/>
+            </w:pPr>
+            <w:r>
+              <w:rPr>
+                <w:sz w:val="18"/>
+              </w:rPr>
+              <w:t>병목(Bottleneck)</w:t>
+            </w:r>
+          </w:p>
+        </w:tc>
+        <w:tc>
+          <w:tcPr>
+            <w:tcW w:type="dxa" w:w="2351"/>
+          </w:tcPr>
+          <w:p>
+            <w:pPr>
+              <w:jc w:val="center"/>
+            </w:pPr>
+            <w:r>
+              <w:rPr>
+                <w:sz w:val="18"/>
+              </w:rPr>
+              <w:t>16</w:t>
+            </w:r>
+          </w:p>
+        </w:tc>
+        <w:tc>
+          <w:tcPr>
+            <w:tcW w:type="dxa" w:w="2351"/>
+          </w:tcPr>
+          <w:p>
+            <w:pPr>
+              <w:jc w:val="center"/>
+            </w:pPr>
+            <w:r>
+              <w:rPr>
+                <w:sz w:val="18"/>
+              </w:rPr>
+              <w:t>ReLU</w:t>
+            </w:r>
+          </w:p>
+        </w:tc>
+      </w:tr>
+      <w:tr>
+        <w:tc>
+          <w:tcPr>
+            <w:tcW w:type="dxa" w:w="2351"/>
+          </w:tcPr>
+          <w:p>
+            <w:pPr>
+              <w:jc w:val="center"/>
+            </w:pPr>
+            <w:r>
+              <w:rPr>
+                <w:sz w:val="18"/>
+              </w:rPr>
+              <w:t>Dense 32 + Dropout</w:t>
+            </w:r>
+          </w:p>
+        </w:tc>
+        <w:tc>
+          <w:tcPr>
+            <w:tcW w:type="dxa" w:w="2351"/>
+          </w:tcPr>
+          <w:p>
+            <w:pPr>
+              <w:jc w:val="center"/>
+            </w:pPr>
+            <w:r>
+              <w:rPr>
+                <w:sz w:val="18"/>
+              </w:rPr>
+              <w:t>디코더 1</w:t>
+            </w:r>
+          </w:p>
+        </w:tc>
+        <w:tc>
+          <w:tcPr>
+            <w:tcW w:type="dxa" w:w="2351"/>
+          </w:tcPr>
+          <w:p>
+            <w:pPr>
+              <w:jc w:val="center"/>
+            </w:pPr>
+            <w:r>
+              <w:rPr>
+                <w:sz w:val="18"/>
+              </w:rPr>
+              <w:t>32</w:t>
+            </w:r>
+          </w:p>
+        </w:tc>
+        <w:tc>
+          <w:tcPr>
+            <w:tcW w:type="dxa" w:w="2351"/>
+          </w:tcPr>
+          <w:p>
+            <w:pPr>
+              <w:jc w:val="center"/>
+            </w:pPr>
+            <w:r>
+              <w:rPr>
+                <w:sz w:val="18"/>
+              </w:rPr>
+              <w:t>ReLU</w:t>
+            </w:r>
+          </w:p>
+        </w:tc>
+      </w:tr>
+      <w:tr>
+        <w:tc>
+          <w:tcPr>
+            <w:tcW w:type="dxa" w:w="2351"/>
+          </w:tcPr>
+          <w:p>
+            <w:pPr>
+              <w:jc w:val="center"/>
+            </w:pPr>
+            <w:r>
+              <w:rPr>
+                <w:sz w:val="18"/>
+              </w:rPr>
+              <w:t>Dense 64</w:t>
+            </w:r>
+          </w:p>
+        </w:tc>
+        <w:tc>
+          <w:tcPr>
+            <w:tcW w:type="dxa" w:w="2351"/>
+          </w:tcPr>
+          <w:p>
+            <w:pPr>
+              <w:jc w:val="center"/>
+            </w:pPr>
+            <w:r>
+              <w:rPr>
+                <w:sz w:val="18"/>
+              </w:rPr>
+              <w:t>디코더 2</w:t>
+            </w:r>
+          </w:p>
+        </w:tc>
+        <w:tc>
+          <w:tcPr>
+            <w:tcW w:type="dxa" w:w="2351"/>
+          </w:tcPr>
+          <w:p>
+            <w:pPr>
+              <w:jc w:val="center"/>
+            </w:pPr>
+            <w:r>
+              <w:rPr>
+                <w:sz w:val="18"/>
+              </w:rPr>
+              <w:t>64</w:t>
+            </w:r>
+          </w:p>
+        </w:tc>
+        <w:tc>
+          <w:tcPr>
+            <w:tcW w:type="dxa" w:w="2351"/>
+          </w:tcPr>
+          <w:p>
+            <w:pPr>
+              <w:jc w:val="center"/>
+            </w:pPr>
+            <w:r>
+              <w:rPr>
+                <w:sz w:val="18"/>
+              </w:rPr>
+              <w:t>ReLU</w:t>
+            </w:r>
+          </w:p>
+        </w:tc>
+      </w:tr>
+      <w:tr>
+        <w:tc>
+          <w:tcPr>
+            <w:tcW w:type="dxa" w:w="2351"/>
+          </w:tcPr>
+          <w:p>
+            <w:pPr>
+              <w:jc w:val="center"/>
+            </w:pPr>
+            <w:r>
+              <w:rPr>
+                <w:sz w:val="18"/>
+              </w:rPr>
+              <w:t>Output Dense</w:t>
+            </w:r>
+          </w:p>
+        </w:tc>
+        <w:tc>
+          <w:tcPr>
+            <w:tcW w:type="dxa" w:w="2351"/>
+          </w:tcPr>
+          <w:p>
+            <w:pPr>
+              <w:jc w:val="center"/>
+            </w:pPr>
+            <w:r>
+              <w:rPr>
+                <w:sz w:val="18"/>
+              </w:rPr>
+              <w:t>재구성 출력</w:t>
+            </w:r>
+          </w:p>
+        </w:tc>
+        <w:tc>
+          <w:tcPr>
+            <w:tcW w:type="dxa" w:w="2351"/>
+          </w:tcPr>
+          <w:p>
+            <w:pPr>
+              <w:jc w:val="center"/>
+            </w:pPr>
+            <w:r>
+              <w:rPr>
+                <w:sz w:val="18"/>
+              </w:rPr>
+              <w:t>11</w:t>
+            </w:r>
+          </w:p>
+        </w:tc>
+        <w:tc>
+          <w:tcPr>
+            <w:tcW w:type="dxa" w:w="2351"/>
+          </w:tcPr>
+          <w:p>
+            <w:pPr>
+              <w:jc w:val="center"/>
+            </w:pPr>
+            <w:r>
+              <w:rPr>
+                <w:sz w:val="18"/>
+              </w:rPr>
+              <w:t>Linear</w:t>
+            </w:r>
+          </w:p>
+        </w:tc>
+      </w:tr>
+    </w:tbl>
+    <w:p>
+      <w:r>
+        <w:rPr>
+          <w:b w:val="0"/>
+          <w:sz w:val="21"/>
+        </w:rPr>
+        <w:t>학습: 정상 데이터만(label=0) / Adam lr=0.001 / MSE Loss / EarlyStopping(patience=5) / 수렴 56epoch</w:t>
+      </w:r>
+    </w:p>
+    <w:p>
+      <w:pPr>
+        <w:pStyle w:val="Heading2"/>
+      </w:pPr>
+      <w:r>
+        <w:t>J.2 학습 곡선 + MSE 분포 + ROC</w:t>
+      </w:r>
+    </w:p>
+    <w:p>
+      <w:pPr>
+        <w:jc w:val="center"/>
+      </w:pPr>
+      <w:r>
+        <w:drawing>
+          <wp:inline xmlns:a="http://schemas.openxmlformats.org/drawingml/2006/main" xmlns:pic="http://schemas.openxmlformats.org/drawingml/2006/picture">
+            <wp:extent cx="4572000" cy="2243524"/>
+            <wp:docPr id="5" name="Picture 5"/>
+            <wp:cNvGraphicFramePr>
+              <a:graphicFrameLocks noChangeAspect="1"/>
+            </wp:cNvGraphicFramePr>
+            <a:graphic>
+              <a:graphicData uri="http://schemas.openxmlformats.org/drawingml/2006/picture">
+                <pic:pic>
+                  <pic:nvPicPr>
+                    <pic:cNvPr id="0" name="V2_ae_loss.png"/>
+                    <pic:cNvPicPr/>
+                  </pic:nvPicPr>
+                  <pic:blipFill>
+                    <a:blip r:embed="rId13"/>
+                    <a:stretch>
+                      <a:fillRect/>
+                    </a:stretch>
+                  </pic:blipFill>
+                  <pic:spPr>
+                    <a:xfrm>
+                      <a:off x="0" y="0"/>
+                      <a:ext cx="4572000" cy="2243524"/>
+                    </a:xfrm>
+                    <a:prstGeom prst="rect"/>
+                  </pic:spPr>
+                </pic:pic>
+              </a:graphicData>
+            </a:graphic>
+          </wp:inline>
+        </w:drawing>
+      </w:r>
+    </w:p>
+    <w:p>
+      <w:pPr>
+        <w:jc w:val="center"/>
+      </w:pPr>
+      <w:r>
+        <w:rPr>
+          <w:i/>
+          <w:sz w:val="18"/>
+        </w:rPr>
+        <w:t>그림 J-1. 학습/검증 MSE Loss 수렴 곡선</w:t>
+      </w:r>
+    </w:p>
+    <w:p>
+      <w:pPr>
+        <w:jc w:val="center"/>
+      </w:pPr>
+      <w:r>
+        <w:drawing>
+          <wp:inline xmlns:a="http://schemas.openxmlformats.org/drawingml/2006/main" xmlns:pic="http://schemas.openxmlformats.org/drawingml/2006/picture">
+            <wp:extent cx="5486400" cy="1786770"/>
+            <wp:docPr id="6" name="Picture 6"/>
+            <wp:cNvGraphicFramePr>
+              <a:graphicFrameLocks noChangeAspect="1"/>
+            </wp:cNvGraphicFramePr>
+            <a:graphic>
+              <a:graphicData uri="http://schemas.openxmlformats.org/drawingml/2006/picture">
+                <pic:pic>
+                  <pic:nvPicPr>
+                    <pic:cNvPr id="0" name="V3_ae_roc.png"/>
+                    <pic:cNvPicPr/>
+                  </pic:nvPicPr>
+                  <pic:blipFill>
+                    <a:blip r:embed="rId14"/>
+                    <a:stretch>
+                      <a:fillRect/>
+                    </a:stretch>
+                  </pic:blipFill>
+                  <pic:spPr>
+                    <a:xfrm>
+                      <a:off x="0" y="0"/>
+                      <a:ext cx="5486400" cy="1786770"/>
+                    </a:xfrm>
+                    <a:prstGeom prst="rect"/>
+                  </pic:spPr>
+                </pic:pic>
+              </a:graphicData>
+            </a:graphic>
+          </wp:inline>
+        </w:drawing>
+      </w:r>
+    </w:p>
+    <w:p>
+      <w:pPr>
+        <w:jc w:val="center"/>
+      </w:pPr>
+      <w:r>
+        <w:rPr>
+          <w:i/>
+          <w:sz w:val="18"/>
+        </w:rPr>
+        <w:t>그림 J-2. (좌) MSE 분포 정상 vs 이상  (우) ROC 곡선 AUC=0.968</w:t>
+      </w:r>
+    </w:p>
+    <w:p>
+      <w:r>
+        <w:rPr>
+          <w:b w:val="0"/>
+          <w:sz w:val="21"/>
+        </w:rPr>
+        <w:t>F1 최적 임계값: 0.4873 (정상 MSE 평균보다 낮게 설정 -&gt; Recall 우선)</w:t>
+        <w:br/>
+        <w:t>AUC 0.968 -- 비지도 학습으로 RF(0.99)에 근접한 판별력 달성</w:t>
+      </w:r>
+    </w:p>
+    <w:p>
+      <w:pPr>
+        <w:pStyle w:val="Heading2"/>
+      </w:pPr>
+      <w:r>
+        <w:t>J.3 ML 지도학습 3종 vs Autoencoder 비교</w:t>
+      </w:r>
+    </w:p>
+    <w:p>
+      <w:pPr>
+        <w:jc w:val="center"/>
+      </w:pPr>
+      <w:r>
+        <w:drawing>
+          <wp:inline xmlns:a="http://schemas.openxmlformats.org/drawingml/2006/main" xmlns:pic="http://schemas.openxmlformats.org/drawingml/2006/picture">
+            <wp:extent cx="5486400" cy="2687744"/>
+            <wp:docPr id="7" name="Picture 7"/>
+            <wp:cNvGraphicFramePr>
+              <a:graphicFrameLocks noChangeAspect="1"/>
+            </wp:cNvGraphicFramePr>
+            <a:graphic>
+              <a:graphicData uri="http://schemas.openxmlformats.org/drawingml/2006/picture">
+                <pic:pic>
+                  <pic:nvPicPr>
+                    <pic:cNvPr id="0" name="V4_ae_cmp.png"/>
+                    <pic:cNvPicPr/>
+                  </pic:nvPicPr>
+                  <pic:blipFill>
+                    <a:blip r:embed="rId15"/>
+                    <a:stretch>
+                      <a:fillRect/>
+                    </a:stretch>
+                  </pic:blipFill>
+                  <pic:spPr>
+                    <a:xfrm>
+                      <a:off x="0" y="0"/>
+                      <a:ext cx="5486400" cy="2687744"/>
+                    </a:xfrm>
+                    <a:prstGeom prst="rect"/>
+                  </pic:spPr>
+                </pic:pic>
+              </a:graphicData>
+            </a:graphic>
+          </wp:inline>
+        </w:drawing>
+      </w:r>
+    </w:p>
+    <w:p>
+      <w:pPr>
+        <w:jc w:val="center"/>
+      </w:pPr>
+      <w:r>
+        <w:rPr>
+          <w:i/>
+          <w:sz w:val="18"/>
+        </w:rPr>
+        <w:t>그림 J-3. ML 3종 vs Autoencoder 성능 비교 막대 차트</w:t>
+      </w:r>
+    </w:p>
+    <w:p>
+      <w:r>
+        <w:rPr>
+          <w:b/>
+          <w:sz w:val="20"/>
+        </w:rPr>
+        <w:t>표 J-2. 수치 비교표 (합성 FEMTO 테스트셋)</w:t>
+      </w:r>
+    </w:p>
+    <w:tbl>
+      <w:tblPr>
+        <w:tblStyle w:val="TableGrid"/>
+        <w:tblW w:type="auto" w:w="0"/>
+        <w:tblLook w:firstColumn="1" w:firstRow="1" w:lastColumn="0" w:lastRow="0" w:noHBand="0" w:noVBand="1" w:val="04A0"/>
+      </w:tblPr>
+      <w:tblGrid>
+        <w:gridCol w:w="1344"/>
+        <w:gridCol w:w="1344"/>
+        <w:gridCol w:w="1344"/>
+        <w:gridCol w:w="1344"/>
+        <w:gridCol w:w="1344"/>
+        <w:gridCol w:w="1344"/>
+        <w:gridCol w:w="1344"/>
+      </w:tblGrid>
+      <w:tr>
+        <w:tc>
+          <w:tcPr>
+            <w:tcW w:type="dxa" w:w="2304"/>
+            <w:shd w:val="clear" w:color="auto" w:fill="2E75B6"/>
+          </w:tcPr>
+          <w:p>
+            <w:pPr>
+              <w:jc w:val="center"/>
+            </w:pPr>
+            <w:r>
+              <w:rPr>
+                <w:b/>
+                <w:color w:val="FFFFFF"/>
+                <w:sz w:val="19"/>
+              </w:rPr>
+              <w:t>모델</w:t>
+            </w:r>
+          </w:p>
+        </w:tc>
+        <w:tc>
+          <w:tcPr>
+            <w:tcW w:type="dxa" w:w="1440"/>
+            <w:shd w:val="clear" w:color="auto" w:fill="2E75B6"/>
+          </w:tcPr>
+          <w:p>
+            <w:pPr>
+              <w:jc w:val="center"/>
+            </w:pPr>
+            <w:r>
+              <w:rPr>
+                <w:b/>
+                <w:color w:val="FFFFFF"/>
+                <w:sz w:val="19"/>
+              </w:rPr>
+              <w:t>방식</w:t>
+            </w:r>
+          </w:p>
+        </w:tc>
+        <w:tc>
+          <w:tcPr>
+            <w:tcW w:type="dxa" w:w="1440"/>
+            <w:shd w:val="clear" w:color="auto" w:fill="2E75B6"/>
+          </w:tcPr>
+          <w:p>
+            <w:pPr>
+              <w:jc w:val="center"/>
+            </w:pPr>
+            <w:r>
+              <w:rPr>
+                <w:b/>
+                <w:color w:val="FFFFFF"/>
+                <w:sz w:val="19"/>
+              </w:rPr>
+              <w:t>Precision</w:t>
+            </w:r>
+          </w:p>
+        </w:tc>
+        <w:tc>
+          <w:tcPr>
+            <w:tcW w:type="dxa" w:w="1440"/>
+            <w:shd w:val="clear" w:color="auto" w:fill="2E75B6"/>
+          </w:tcPr>
+          <w:p>
+            <w:pPr>
+              <w:jc w:val="center"/>
+            </w:pPr>
+            <w:r>
+              <w:rPr>
+                <w:b/>
+                <w:color w:val="FFFFFF"/>
+                <w:sz w:val="19"/>
+              </w:rPr>
+              <w:t>Recall</w:t>
+            </w:r>
+          </w:p>
+        </w:tc>
+        <w:tc>
+          <w:tcPr>
+            <w:tcW w:type="dxa" w:w="1296"/>
+            <w:shd w:val="clear" w:color="auto" w:fill="2E75B6"/>
+          </w:tcPr>
+          <w:p>
+            <w:pPr>
+              <w:jc w:val="center"/>
+            </w:pPr>
+            <w:r>
+              <w:rPr>
+                <w:b/>
+                <w:color w:val="FFFFFF"/>
+                <w:sz w:val="19"/>
+              </w:rPr>
+              <w:t>F1</w:t>
+            </w:r>
+          </w:p>
+        </w:tc>
+        <w:tc>
+          <w:tcPr>
+            <w:tcW w:type="dxa" w:w="1296"/>
+            <w:shd w:val="clear" w:color="auto" w:fill="2E75B6"/>
+          </w:tcPr>
+          <w:p>
+            <w:pPr>
+              <w:jc w:val="center"/>
+            </w:pPr>
+            <w:r>
+              <w:rPr>
+                <w:b/>
+                <w:color w:val="FFFFFF"/>
+                <w:sz w:val="19"/>
+              </w:rPr>
+              <w:t>AUC</w:t>
+            </w:r>
+          </w:p>
+        </w:tc>
+        <w:tc>
+          <w:tcPr>
+            <w:tcW w:type="dxa" w:w="3744"/>
+            <w:shd w:val="clear" w:color="auto" w:fill="2E75B6"/>
+          </w:tcPr>
+          <w:p>
+            <w:pPr>
+              <w:jc w:val="center"/>
+            </w:pPr>
+            <w:r>
+              <w:rPr>
+                <w:b/>
+                <w:color w:val="FFFFFF"/>
+                <w:sz w:val="19"/>
+              </w:rPr>
+              <w:t>핵심 특징</w:t>
+            </w:r>
+          </w:p>
+        </w:tc>
+      </w:tr>
+      <w:tr>
+        <w:tc>
+          <w:tcPr>
+            <w:tcW w:type="dxa" w:w="1344"/>
+            <w:shd w:val="clear" w:color="auto" w:fill="F2F2F2"/>
+          </w:tcPr>
+          <w:p>
+            <w:pPr>
+              <w:jc w:val="center"/>
+            </w:pPr>
+            <w:r>
+              <w:rPr>
+                <w:sz w:val="18"/>
+              </w:rPr>
+              <w:t>LR</w:t>
+            </w:r>
+          </w:p>
+        </w:tc>
+        <w:tc>
+          <w:tcPr>
+            <w:tcW w:type="dxa" w:w="1344"/>
+            <w:shd w:val="clear" w:color="auto" w:fill="F2F2F2"/>
+          </w:tcPr>
+          <w:p>
+            <w:pPr>
+              <w:jc w:val="center"/>
+            </w:pPr>
+            <w:r>
+              <w:rPr>
+                <w:sz w:val="18"/>
+              </w:rPr>
+              <w:t>지도</w:t>
+            </w:r>
+          </w:p>
+        </w:tc>
+        <w:tc>
+          <w:tcPr>
+            <w:tcW w:type="dxa" w:w="1344"/>
+            <w:shd w:val="clear" w:color="auto" w:fill="F2F2F2"/>
+          </w:tcPr>
+          <w:p>
+            <w:pPr>
+              <w:jc w:val="center"/>
+            </w:pPr>
+            <w:r>
+              <w:rPr>
+                <w:sz w:val="18"/>
+              </w:rPr>
+              <w:t>0.82</w:t>
+            </w:r>
+          </w:p>
+        </w:tc>
+        <w:tc>
+          <w:tcPr>
+            <w:tcW w:type="dxa" w:w="1344"/>
+            <w:shd w:val="clear" w:color="auto" w:fill="F2F2F2"/>
+          </w:tcPr>
+          <w:p>
+            <w:pPr>
+              <w:jc w:val="center"/>
+            </w:pPr>
+            <w:r>
+              <w:rPr>
+                <w:sz w:val="18"/>
+              </w:rPr>
+              <w:t>0.46</w:t>
+            </w:r>
+          </w:p>
+        </w:tc>
+        <w:tc>
+          <w:tcPr>
+            <w:tcW w:type="dxa" w:w="1344"/>
+            <w:shd w:val="clear" w:color="auto" w:fill="F2F2F2"/>
+          </w:tcPr>
+          <w:p>
+            <w:pPr>
+              <w:jc w:val="center"/>
+            </w:pPr>
+            <w:r>
+              <w:rPr>
+                <w:sz w:val="18"/>
+              </w:rPr>
+              <w:t>0.59</w:t>
+            </w:r>
+          </w:p>
+        </w:tc>
+        <w:tc>
+          <w:tcPr>
+            <w:tcW w:type="dxa" w:w="1344"/>
+            <w:shd w:val="clear" w:color="auto" w:fill="F2F2F2"/>
+          </w:tcPr>
+          <w:p>
+            <w:pPr>
+              <w:jc w:val="center"/>
+            </w:pPr>
+            <w:r>
+              <w:rPr>
+                <w:sz w:val="18"/>
+              </w:rPr>
+              <w:t>0.84</w:t>
+            </w:r>
+          </w:p>
+        </w:tc>
+        <w:tc>
+          <w:tcPr>
+            <w:tcW w:type="dxa" w:w="1344"/>
+            <w:shd w:val="clear" w:color="auto" w:fill="F2F2F2"/>
+          </w:tcPr>
+          <w:p>
+            <w:pPr>
+              <w:jc w:val="center"/>
+            </w:pPr>
+            <w:r>
+              <w:rPr>
+                <w:sz w:val="18"/>
+              </w:rPr>
+              <w:t>OOS Recall 0.89 최고</w:t>
+            </w:r>
+          </w:p>
+        </w:tc>
+      </w:tr>
+      <w:tr>
+        <w:tc>
+          <w:tcPr>
+            <w:tcW w:type="dxa" w:w="1344"/>
+            <w:shd w:val="clear" w:color="auto" w:fill="E2EFDA"/>
+          </w:tcPr>
+          <w:p>
+            <w:pPr>
+              <w:jc w:val="center"/>
+            </w:pPr>
+            <w:r>
+              <w:rPr>
+                <w:sz w:val="18"/>
+              </w:rPr>
+              <w:t>RF</w:t>
+            </w:r>
+          </w:p>
+        </w:tc>
+        <w:tc>
+          <w:tcPr>
+            <w:tcW w:type="dxa" w:w="1344"/>
+            <w:shd w:val="clear" w:color="auto" w:fill="E2EFDA"/>
+          </w:tcPr>
+          <w:p>
+            <w:pPr>
+              <w:jc w:val="center"/>
+            </w:pPr>
+            <w:r>
+              <w:rPr>
+                <w:sz w:val="18"/>
+              </w:rPr>
+              <w:t>지도</w:t>
+            </w:r>
+          </w:p>
+        </w:tc>
+        <w:tc>
+          <w:tcPr>
+            <w:tcW w:type="dxa" w:w="1344"/>
+            <w:shd w:val="clear" w:color="auto" w:fill="E2EFDA"/>
+          </w:tcPr>
+          <w:p>
+            <w:pPr>
+              <w:jc w:val="center"/>
+            </w:pPr>
+            <w:r>
+              <w:rPr>
+                <w:sz w:val="18"/>
+              </w:rPr>
+              <w:t>0.89</w:t>
+            </w:r>
+          </w:p>
+        </w:tc>
+        <w:tc>
+          <w:tcPr>
+            <w:tcW w:type="dxa" w:w="1344"/>
+            <w:shd w:val="clear" w:color="auto" w:fill="E2EFDA"/>
+          </w:tcPr>
+          <w:p>
+            <w:pPr>
+              <w:jc w:val="center"/>
+            </w:pPr>
+            <w:r>
+              <w:rPr>
+                <w:sz w:val="18"/>
+              </w:rPr>
+              <w:t>0.91</w:t>
+            </w:r>
+          </w:p>
+        </w:tc>
+        <w:tc>
+          <w:tcPr>
+            <w:tcW w:type="dxa" w:w="1344"/>
+            <w:shd w:val="clear" w:color="auto" w:fill="E2EFDA"/>
+          </w:tcPr>
+          <w:p>
+            <w:pPr>
+              <w:jc w:val="center"/>
+            </w:pPr>
+            <w:r>
+              <w:rPr>
+                <w:sz w:val="18"/>
+              </w:rPr>
+              <w:t>0.87</w:t>
+            </w:r>
+          </w:p>
+        </w:tc>
+        <w:tc>
+          <w:tcPr>
+            <w:tcW w:type="dxa" w:w="1344"/>
+            <w:shd w:val="clear" w:color="auto" w:fill="E2EFDA"/>
+          </w:tcPr>
+          <w:p>
+            <w:pPr>
+              <w:jc w:val="center"/>
+            </w:pPr>
+            <w:r>
+              <w:rPr>
+                <w:sz w:val="18"/>
+              </w:rPr>
+              <w:t>0.99</w:t>
+            </w:r>
+          </w:p>
+        </w:tc>
+        <w:tc>
+          <w:tcPr>
+            <w:tcW w:type="dxa" w:w="1344"/>
+            <w:shd w:val="clear" w:color="auto" w:fill="E2EFDA"/>
+          </w:tcPr>
+          <w:p>
+            <w:pPr>
+              <w:jc w:val="center"/>
+            </w:pPr>
+            <w:r>
+              <w:rPr>
+                <w:sz w:val="18"/>
+              </w:rPr>
+              <w:t>합성 기준 최고</w:t>
+            </w:r>
+          </w:p>
+        </w:tc>
+      </w:tr>
+      <w:tr>
+        <w:tc>
+          <w:tcPr>
+            <w:tcW w:type="dxa" w:w="1344"/>
+            <w:shd w:val="clear" w:color="auto" w:fill="E2EFDA"/>
+          </w:tcPr>
+          <w:p>
+            <w:pPr>
+              <w:jc w:val="center"/>
+            </w:pPr>
+            <w:r>
+              <w:rPr>
+                <w:sz w:val="18"/>
+              </w:rPr>
+              <w:t>XGB</w:t>
+            </w:r>
+          </w:p>
+        </w:tc>
+        <w:tc>
+          <w:tcPr>
+            <w:tcW w:type="dxa" w:w="1344"/>
+            <w:shd w:val="clear" w:color="auto" w:fill="E2EFDA"/>
+          </w:tcPr>
+          <w:p>
+            <w:pPr>
+              <w:jc w:val="center"/>
+            </w:pPr>
+            <w:r>
+              <w:rPr>
+                <w:sz w:val="18"/>
+              </w:rPr>
+              <w:t>지도</w:t>
+            </w:r>
+          </w:p>
+        </w:tc>
+        <w:tc>
+          <w:tcPr>
+            <w:tcW w:type="dxa" w:w="1344"/>
+            <w:shd w:val="clear" w:color="auto" w:fill="E2EFDA"/>
+          </w:tcPr>
+          <w:p>
+            <w:pPr>
+              <w:jc w:val="center"/>
+            </w:pPr>
+            <w:r>
+              <w:rPr>
+                <w:sz w:val="18"/>
+              </w:rPr>
+              <w:t>0.88</w:t>
+            </w:r>
+          </w:p>
+        </w:tc>
+        <w:tc>
+          <w:tcPr>
+            <w:tcW w:type="dxa" w:w="1344"/>
+            <w:shd w:val="clear" w:color="auto" w:fill="E2EFDA"/>
+          </w:tcPr>
+          <w:p>
+            <w:pPr>
+              <w:jc w:val="center"/>
+            </w:pPr>
+            <w:r>
+              <w:rPr>
+                <w:sz w:val="18"/>
+              </w:rPr>
+              <w:t>0.91</w:t>
+            </w:r>
+          </w:p>
+        </w:tc>
+        <w:tc>
+          <w:tcPr>
+            <w:tcW w:type="dxa" w:w="1344"/>
+            <w:shd w:val="clear" w:color="auto" w:fill="E2EFDA"/>
+          </w:tcPr>
+          <w:p>
+            <w:pPr>
+              <w:jc w:val="center"/>
+            </w:pPr>
+            <w:r>
+              <w:rPr>
+                <w:sz w:val="18"/>
+              </w:rPr>
+              <w:t>0.86</w:t>
+            </w:r>
+          </w:p>
+        </w:tc>
+        <w:tc>
+          <w:tcPr>
+            <w:tcW w:type="dxa" w:w="1344"/>
+            <w:shd w:val="clear" w:color="auto" w:fill="E2EFDA"/>
+          </w:tcPr>
+          <w:p>
+            <w:pPr>
+              <w:jc w:val="center"/>
+            </w:pPr>
+            <w:r>
+              <w:rPr>
+                <w:sz w:val="18"/>
+              </w:rPr>
+              <w:t>0.98</w:t>
+            </w:r>
+          </w:p>
+        </w:tc>
+        <w:tc>
+          <w:tcPr>
+            <w:tcW w:type="dxa" w:w="1344"/>
+            <w:shd w:val="clear" w:color="auto" w:fill="E2EFDA"/>
+          </w:tcPr>
+          <w:p>
+            <w:pPr>
+              <w:jc w:val="center"/>
+            </w:pPr>
+            <w:r>
+              <w:rPr>
+                <w:sz w:val="18"/>
+              </w:rPr>
+              <w:t>합성 기준 우수</w:t>
+            </w:r>
+          </w:p>
+        </w:tc>
+      </w:tr>
+      <w:tr>
+        <w:tc>
+          <w:tcPr>
+            <w:tcW w:type="dxa" w:w="1344"/>
+            <w:shd w:val="clear" w:color="auto" w:fill="FFF2CC"/>
+          </w:tcPr>
+          <w:p>
+            <w:pPr>
+              <w:jc w:val="center"/>
+            </w:pPr>
+            <w:r>
+              <w:rPr>
+                <w:sz w:val="18"/>
+              </w:rPr>
+              <w:t>Autoencoder</w:t>
+            </w:r>
+          </w:p>
+        </w:tc>
+        <w:tc>
+          <w:tcPr>
+            <w:tcW w:type="dxa" w:w="1344"/>
+            <w:shd w:val="clear" w:color="auto" w:fill="FFF2CC"/>
+          </w:tcPr>
+          <w:p>
+            <w:pPr>
+              <w:jc w:val="center"/>
+            </w:pPr>
+            <w:r>
+              <w:rPr>
+                <w:sz w:val="18"/>
+              </w:rPr>
+              <w:t>비지도</w:t>
+            </w:r>
+          </w:p>
+        </w:tc>
+        <w:tc>
+          <w:tcPr>
+            <w:tcW w:type="dxa" w:w="1344"/>
+            <w:shd w:val="clear" w:color="auto" w:fill="FFF2CC"/>
+          </w:tcPr>
+          <w:p>
+            <w:pPr>
+              <w:jc w:val="center"/>
+            </w:pPr>
+            <w:r>
+              <w:rPr>
+                <w:sz w:val="18"/>
+              </w:rPr>
+              <w:t>0.364</w:t>
+            </w:r>
+          </w:p>
+        </w:tc>
+        <w:tc>
+          <w:tcPr>
+            <w:tcW w:type="dxa" w:w="1344"/>
+            <w:shd w:val="clear" w:color="auto" w:fill="FFF2CC"/>
+          </w:tcPr>
+          <w:p>
+            <w:pPr>
+              <w:jc w:val="center"/>
+            </w:pPr>
+            <w:r>
+              <w:rPr>
+                <w:sz w:val="18"/>
+              </w:rPr>
+              <w:t>0.828</w:t>
+            </w:r>
+          </w:p>
+        </w:tc>
+        <w:tc>
+          <w:tcPr>
+            <w:tcW w:type="dxa" w:w="1344"/>
+            <w:shd w:val="clear" w:color="auto" w:fill="FFF2CC"/>
+          </w:tcPr>
+          <w:p>
+            <w:pPr>
+              <w:jc w:val="center"/>
+            </w:pPr>
+            <w:r>
+              <w:rPr>
+                <w:sz w:val="18"/>
+              </w:rPr>
+              <w:t>0.505</w:t>
+            </w:r>
+          </w:p>
+        </w:tc>
+        <w:tc>
+          <w:tcPr>
+            <w:tcW w:type="dxa" w:w="1344"/>
+            <w:shd w:val="clear" w:color="auto" w:fill="FFF2CC"/>
+          </w:tcPr>
+          <w:p>
+            <w:pPr>
+              <w:jc w:val="center"/>
+            </w:pPr>
+            <w:r>
+              <w:rPr>
+                <w:sz w:val="18"/>
+              </w:rPr>
+              <w:t>0.968</w:t>
+            </w:r>
+          </w:p>
+        </w:tc>
+        <w:tc>
+          <w:tcPr>
+            <w:tcW w:type="dxa" w:w="1344"/>
+            <w:shd w:val="clear" w:color="auto" w:fill="FFF2CC"/>
+          </w:tcPr>
+          <w:p>
+            <w:pPr>
+              <w:jc w:val="center"/>
+            </w:pPr>
+            <w:r>
+              <w:rPr>
+                <w:sz w:val="18"/>
+              </w:rPr>
+              <w:t>라벨 불필요 / AUC 0.97+</w:t>
+            </w:r>
+          </w:p>
+        </w:tc>
+      </w:tr>
+    </w:tbl>
+    <w:p>
+      <w:pPr>
+        <w:pStyle w:val="Heading2"/>
+      </w:pPr>
+      <w:r>
+        <w:t>J.4 결론 및 PdM 활용 권고</w:t>
+      </w:r>
+    </w:p>
+    <w:p>
+      <w:r>
+        <w:rPr>
+          <w:b w:val="0"/>
+          <w:sz w:val="21"/>
+        </w:rPr>
+        <w:t>[성능 평가]</w:t>
+        <w:br/>
+        <w:t>- AUC 0.968: 비지도임에도 RF(0.99) 대비 2.2%p 차이 — 우수</w:t>
+        <w:br/>
+        <w:t>- Recall 0.828: 이상의 83% 탐지 -&gt; PdM 고장 미탐지 최소화에 적합</w:t>
+        <w:br/>
+        <w:t>- F1 0.505: FP 증가로 F1 낮음 -&gt; 정밀도 중요 환경에서는 임계값 상향 필요</w:t>
+        <w:br/>
+        <w:br/>
+        <w:t>[활용 권고]</w:t>
+        <w:br/>
+        <w:t>1. 신규 설비(라벨 미확보): Autoencoder 단독 사용 -&gt; 조기 이상 감지</w:t>
+        <w:br/>
+        <w:t>2. 라벨 축적 후: RF/XGB 지도학습으로 전환 -&gt; 정밀도/F1 향상</w:t>
+        <w:br/>
+        <w:t>3. 2단계 PdM: Autoencoder(비지도, 1차 알람) -&gt; RF(지도, 2차 정밀 분류) 파이프라인 권장</w:t>
       </w:r>
     </w:p>
     <w:sectPr>

--- a/Homework/DL_FactoryAutomation/산출물/딥러닝 프로젝트/딥러닝_산출물_20260625_FEMTO_RUL_발표용.docx
+++ b/Homework/DL_FactoryAutomation/산출물/딥러닝 프로젝트/딥러닝_산출물_20260625_FEMTO_RUL_발표용.docx
@@ -23322,6 +23322,1168 @@
         <w:t>2. 라벨 축적 후: RF/XGB 지도학습으로 전환 -&gt; 정밀도/F1 향상</w:t>
         <w:br/>
         <w:t>3. 2단계 PdM: Autoencoder(비지도, 1차 알람) -&gt; RF(지도, 2차 정밀 분류) 파이프라인 권장</w:t>
+      </w:r>
+    </w:p>
+    <w:p>
+      <w:r>
+        <w:br w:type="page"/>
+      </w:r>
+    </w:p>
+    <w:p>
+      <w:pPr>
+        <w:pStyle w:val="Heading1"/>
+      </w:pPr>
+      <w:r>
+        <w:t>부록 K. ROC 커브 &amp; 임계값 결정 원리 -- CNN+LSTM 이진 분류</w:t>
+      </w:r>
+    </w:p>
+    <w:p>
+      <w:r>
+        <w:rPr>
+          <w:b w:val="0"/>
+          <w:sz w:val="21"/>
+        </w:rPr>
+        <w:t>DL 이진 분류 모델(CNN+LSTM)의 ROC 커브 분석과 최적 운영 임계값 결정 방법입니다. AUC는 임계값 무관한 모델 변별력 지표이며, 운영 임계값은 현장 PdM 정책에 따라 별도 결정합니다.</w:t>
+      </w:r>
+    </w:p>
+    <w:p>
+      <w:pPr>
+        <w:pStyle w:val="Heading2"/>
+      </w:pPr>
+      <w:r>
+        <w:t>K.1 ROC 분석 결과 -- CNN+LSTM (Validation Set, 179 samples)</w:t>
+      </w:r>
+    </w:p>
+    <w:tbl>
+      <w:tblPr>
+        <w:tblStyle w:val="TableGrid"/>
+        <w:tblW w:type="auto" w:w="0"/>
+        <w:tblLook w:firstColumn="1" w:firstRow="1" w:lastColumn="0" w:lastRow="0" w:noHBand="0" w:noVBand="1" w:val="04A0"/>
+      </w:tblPr>
+      <w:tblGrid>
+        <w:gridCol w:w="3135"/>
+        <w:gridCol w:w="3135"/>
+        <w:gridCol w:w="3135"/>
+      </w:tblGrid>
+      <w:tr>
+        <w:tc>
+          <w:tcPr>
+            <w:tcW w:type="dxa" w:w="3168"/>
+            <w:shd w:val="clear" w:color="auto" w:fill="2E75B6"/>
+          </w:tcPr>
+          <w:p>
+            <w:pPr>
+              <w:jc w:val="center"/>
+            </w:pPr>
+            <w:r>
+              <w:rPr>
+                <w:b/>
+                <w:color w:val="FFFFFF"/>
+                <w:sz w:val="19"/>
+              </w:rPr>
+              <w:t>지표</w:t>
+            </w:r>
+          </w:p>
+        </w:tc>
+        <w:tc>
+          <w:tcPr>
+            <w:tcW w:type="dxa" w:w="2160"/>
+            <w:shd w:val="clear" w:color="auto" w:fill="2E75B6"/>
+          </w:tcPr>
+          <w:p>
+            <w:pPr>
+              <w:jc w:val="center"/>
+            </w:pPr>
+            <w:r>
+              <w:rPr>
+                <w:b/>
+                <w:color w:val="FFFFFF"/>
+                <w:sz w:val="19"/>
+              </w:rPr>
+              <w:t>값</w:t>
+            </w:r>
+          </w:p>
+        </w:tc>
+        <w:tc>
+          <w:tcPr>
+            <w:tcW w:type="dxa" w:w="7632"/>
+            <w:shd w:val="clear" w:color="auto" w:fill="2E75B6"/>
+          </w:tcPr>
+          <w:p>
+            <w:pPr>
+              <w:jc w:val="center"/>
+            </w:pPr>
+            <w:r>
+              <w:rPr>
+                <w:b/>
+                <w:color w:val="FFFFFF"/>
+                <w:sz w:val="19"/>
+              </w:rPr>
+              <w:t>설명</w:t>
+            </w:r>
+          </w:p>
+        </w:tc>
+      </w:tr>
+      <w:tr>
+        <w:tc>
+          <w:tcPr>
+            <w:tcW w:type="dxa" w:w="3135"/>
+            <w:shd w:val="clear" w:color="auto" w:fill="F2F2F2"/>
+          </w:tcPr>
+          <w:p>
+            <w:pPr>
+              <w:jc w:val="center"/>
+            </w:pPr>
+            <w:r>
+              <w:rPr>
+                <w:sz w:val="18"/>
+              </w:rPr>
+              <w:t>AUC</w:t>
+            </w:r>
+          </w:p>
+        </w:tc>
+        <w:tc>
+          <w:tcPr>
+            <w:tcW w:type="dxa" w:w="3135"/>
+            <w:shd w:val="clear" w:color="auto" w:fill="F2F2F2"/>
+          </w:tcPr>
+          <w:p>
+            <w:pPr>
+              <w:jc w:val="center"/>
+            </w:pPr>
+            <w:r>
+              <w:rPr>
+                <w:sz w:val="18"/>
+              </w:rPr>
+              <w:t>0.88</w:t>
+            </w:r>
+          </w:p>
+        </w:tc>
+        <w:tc>
+          <w:tcPr>
+            <w:tcW w:type="dxa" w:w="3135"/>
+            <w:shd w:val="clear" w:color="auto" w:fill="F2F2F2"/>
+          </w:tcPr>
+          <w:p>
+            <w:pPr>
+              <w:jc w:val="center"/>
+            </w:pPr>
+            <w:r>
+              <w:rPr>
+                <w:sz w:val="18"/>
+              </w:rPr>
+              <w:t>임계값 무관 변별력. 0.88 = 우수</w:t>
+            </w:r>
+          </w:p>
+        </w:tc>
+      </w:tr>
+      <w:tr>
+        <w:tc>
+          <w:tcPr>
+            <w:tcW w:type="dxa" w:w="3135"/>
+            <w:shd w:val="clear" w:color="auto" w:fill="E2EFDA"/>
+          </w:tcPr>
+          <w:p>
+            <w:pPr>
+              <w:jc w:val="center"/>
+            </w:pPr>
+            <w:r>
+              <w:rPr>
+                <w:sz w:val="18"/>
+              </w:rPr>
+              <w:t>운영 임계값</w:t>
+            </w:r>
+          </w:p>
+        </w:tc>
+        <w:tc>
+          <w:tcPr>
+            <w:tcW w:type="dxa" w:w="3135"/>
+            <w:shd w:val="clear" w:color="auto" w:fill="E2EFDA"/>
+          </w:tcPr>
+          <w:p>
+            <w:pPr>
+              <w:jc w:val="center"/>
+            </w:pPr>
+            <w:r>
+              <w:rPr>
+                <w:sz w:val="18"/>
+              </w:rPr>
+              <w:t>0.50</w:t>
+            </w:r>
+          </w:p>
+        </w:tc>
+        <w:tc>
+          <w:tcPr>
+            <w:tcW w:type="dxa" w:w="3135"/>
+            <w:shd w:val="clear" w:color="auto" w:fill="E2EFDA"/>
+          </w:tcPr>
+          <w:p>
+            <w:pPr>
+              <w:jc w:val="center"/>
+            </w:pPr>
+            <w:r>
+              <w:rPr>
+                <w:sz w:val="18"/>
+              </w:rPr>
+              <w:t>Youden's J Index 최적점</w:t>
+            </w:r>
+          </w:p>
+        </w:tc>
+      </w:tr>
+      <w:tr>
+        <w:tc>
+          <w:tcPr>
+            <w:tcW w:type="dxa" w:w="3135"/>
+            <w:shd w:val="clear" w:color="auto" w:fill="F2F2F2"/>
+          </w:tcPr>
+          <w:p>
+            <w:pPr>
+              <w:jc w:val="center"/>
+            </w:pPr>
+            <w:r>
+              <w:rPr>
+                <w:sz w:val="18"/>
+              </w:rPr>
+              <w:t>FPR (오경보율)</w:t>
+            </w:r>
+          </w:p>
+        </w:tc>
+        <w:tc>
+          <w:tcPr>
+            <w:tcW w:type="dxa" w:w="3135"/>
+            <w:shd w:val="clear" w:color="auto" w:fill="F2F2F2"/>
+          </w:tcPr>
+          <w:p>
+            <w:pPr>
+              <w:jc w:val="center"/>
+            </w:pPr>
+            <w:r>
+              <w:rPr>
+                <w:sz w:val="18"/>
+              </w:rPr>
+              <w:t>~0.05</w:t>
+            </w:r>
+          </w:p>
+        </w:tc>
+        <w:tc>
+          <w:tcPr>
+            <w:tcW w:type="dxa" w:w="3135"/>
+            <w:shd w:val="clear" w:color="auto" w:fill="F2F2F2"/>
+          </w:tcPr>
+          <w:p>
+            <w:pPr>
+              <w:jc w:val="center"/>
+            </w:pPr>
+            <w:r>
+              <w:rPr>
+                <w:sz w:val="18"/>
+              </w:rPr>
+              <w:t>임계값 0.50에서 5% 수준</w:t>
+            </w:r>
+          </w:p>
+        </w:tc>
+      </w:tr>
+      <w:tr>
+        <w:tc>
+          <w:tcPr>
+            <w:tcW w:type="dxa" w:w="3135"/>
+            <w:shd w:val="clear" w:color="auto" w:fill="E2EFDA"/>
+          </w:tcPr>
+          <w:p>
+            <w:pPr>
+              <w:jc w:val="center"/>
+            </w:pPr>
+            <w:r>
+              <w:rPr>
+                <w:sz w:val="18"/>
+              </w:rPr>
+              <w:t>TPR (탐지율)</w:t>
+            </w:r>
+          </w:p>
+        </w:tc>
+        <w:tc>
+          <w:tcPr>
+            <w:tcW w:type="dxa" w:w="3135"/>
+            <w:shd w:val="clear" w:color="auto" w:fill="E2EFDA"/>
+          </w:tcPr>
+          <w:p>
+            <w:pPr>
+              <w:jc w:val="center"/>
+            </w:pPr>
+            <w:r>
+              <w:rPr>
+                <w:sz w:val="18"/>
+              </w:rPr>
+              <w:t>~0.85</w:t>
+            </w:r>
+          </w:p>
+        </w:tc>
+        <w:tc>
+          <w:tcPr>
+            <w:tcW w:type="dxa" w:w="3135"/>
+            <w:shd w:val="clear" w:color="auto" w:fill="E2EFDA"/>
+          </w:tcPr>
+          <w:p>
+            <w:pPr>
+              <w:jc w:val="center"/>
+            </w:pPr>
+            <w:r>
+              <w:rPr>
+                <w:sz w:val="18"/>
+              </w:rPr>
+              <w:t>임계값 0.50에서 85% 고장 탐지</w:t>
+            </w:r>
+          </w:p>
+        </w:tc>
+      </w:tr>
+      <w:tr>
+        <w:tc>
+          <w:tcPr>
+            <w:tcW w:type="dxa" w:w="3135"/>
+            <w:shd w:val="clear" w:color="auto" w:fill="F2F2F2"/>
+          </w:tcPr>
+          <w:p>
+            <w:pPr>
+              <w:jc w:val="center"/>
+            </w:pPr>
+            <w:r>
+              <w:rPr>
+                <w:sz w:val="18"/>
+              </w:rPr>
+              <w:t>학습 EarlyStopping</w:t>
+            </w:r>
+          </w:p>
+        </w:tc>
+        <w:tc>
+          <w:tcPr>
+            <w:tcW w:type="dxa" w:w="3135"/>
+            <w:shd w:val="clear" w:color="auto" w:fill="F2F2F2"/>
+          </w:tcPr>
+          <w:p>
+            <w:pPr>
+              <w:jc w:val="center"/>
+            </w:pPr>
+            <w:r>
+              <w:rPr>
+                <w:sz w:val="18"/>
+              </w:rPr>
+              <w:t>patience=8 / 60 Epoch</w:t>
+            </w:r>
+          </w:p>
+        </w:tc>
+        <w:tc>
+          <w:tcPr>
+            <w:tcW w:type="dxa" w:w="3135"/>
+            <w:shd w:val="clear" w:color="auto" w:fill="F2F2F2"/>
+          </w:tcPr>
+          <w:p>
+            <w:pPr>
+              <w:jc w:val="center"/>
+            </w:pPr>
+            <w:r>
+              <w:rPr>
+                <w:sz w:val="18"/>
+              </w:rPr>
+              <w:t>과적합 방지, Val Loss 기준</w:t>
+            </w:r>
+          </w:p>
+        </w:tc>
+      </w:tr>
+    </w:tbl>
+    <w:p>
+      <w:pPr>
+        <w:pStyle w:val="Heading2"/>
+      </w:pPr>
+      <w:r>
+        <w:t>K.2 임계값 결정 방법 3가지 비교</w:t>
+      </w:r>
+    </w:p>
+    <w:tbl>
+      <w:tblPr>
+        <w:tblStyle w:val="TableGrid"/>
+        <w:tblW w:type="auto" w:w="0"/>
+        <w:tblLook w:firstColumn="1" w:firstRow="1" w:lastColumn="0" w:lastRow="0" w:noHBand="0" w:noVBand="1" w:val="04A0"/>
+      </w:tblPr>
+      <w:tblGrid>
+        <w:gridCol w:w="1881"/>
+        <w:gridCol w:w="1881"/>
+        <w:gridCol w:w="1881"/>
+        <w:gridCol w:w="1881"/>
+        <w:gridCol w:w="1881"/>
+      </w:tblGrid>
+      <w:tr>
+        <w:tc>
+          <w:tcPr>
+            <w:tcW w:type="dxa" w:w="2160"/>
+            <w:shd w:val="clear" w:color="auto" w:fill="2E75B6"/>
+          </w:tcPr>
+          <w:p>
+            <w:pPr>
+              <w:jc w:val="center"/>
+            </w:pPr>
+            <w:r>
+              <w:rPr>
+                <w:b/>
+                <w:color w:val="FFFFFF"/>
+                <w:sz w:val="19"/>
+              </w:rPr>
+              <w:t>방법</w:t>
+            </w:r>
+          </w:p>
+        </w:tc>
+        <w:tc>
+          <w:tcPr>
+            <w:tcW w:type="dxa" w:w="3600"/>
+            <w:shd w:val="clear" w:color="auto" w:fill="2E75B6"/>
+          </w:tcPr>
+          <w:p>
+            <w:pPr>
+              <w:jc w:val="center"/>
+            </w:pPr>
+            <w:r>
+              <w:rPr>
+                <w:b/>
+                <w:color w:val="FFFFFF"/>
+                <w:sz w:val="19"/>
+              </w:rPr>
+              <w:t>기준</w:t>
+            </w:r>
+          </w:p>
+        </w:tc>
+        <w:tc>
+          <w:tcPr>
+            <w:tcW w:type="dxa" w:w="2160"/>
+            <w:shd w:val="clear" w:color="auto" w:fill="2E75B6"/>
+          </w:tcPr>
+          <w:p>
+            <w:pPr>
+              <w:jc w:val="center"/>
+            </w:pPr>
+            <w:r>
+              <w:rPr>
+                <w:b/>
+                <w:color w:val="FFFFFF"/>
+                <w:sz w:val="19"/>
+              </w:rPr>
+              <w:t>결과값</w:t>
+            </w:r>
+          </w:p>
+        </w:tc>
+        <w:tc>
+          <w:tcPr>
+            <w:tcW w:type="dxa" w:w="3168"/>
+            <w:shd w:val="clear" w:color="auto" w:fill="2E75B6"/>
+          </w:tcPr>
+          <w:p>
+            <w:pPr>
+              <w:jc w:val="center"/>
+            </w:pPr>
+            <w:r>
+              <w:rPr>
+                <w:b/>
+                <w:color w:val="FFFFFF"/>
+                <w:sz w:val="19"/>
+              </w:rPr>
+              <w:t>PdM 적합성</w:t>
+            </w:r>
+          </w:p>
+        </w:tc>
+        <w:tc>
+          <w:tcPr>
+            <w:tcW w:type="dxa" w:w="1872"/>
+            <w:shd w:val="clear" w:color="auto" w:fill="2E75B6"/>
+          </w:tcPr>
+          <w:p>
+            <w:pPr>
+              <w:jc w:val="center"/>
+            </w:pPr>
+            <w:r>
+              <w:rPr>
+                <w:b/>
+                <w:color w:val="FFFFFF"/>
+                <w:sz w:val="19"/>
+              </w:rPr>
+              <w:t>본 프로젝트</w:t>
+            </w:r>
+          </w:p>
+        </w:tc>
+      </w:tr>
+      <w:tr>
+        <w:tc>
+          <w:tcPr>
+            <w:tcW w:type="dxa" w:w="1881"/>
+            <w:shd w:val="clear" w:color="auto" w:fill="E2EFDA"/>
+          </w:tcPr>
+          <w:p>
+            <w:pPr>
+              <w:jc w:val="center"/>
+            </w:pPr>
+            <w:r>
+              <w:rPr>
+                <w:sz w:val="18"/>
+              </w:rPr>
+              <w:t>A. Youden's J</w:t>
+            </w:r>
+          </w:p>
+        </w:tc>
+        <w:tc>
+          <w:tcPr>
+            <w:tcW w:type="dxa" w:w="1881"/>
+            <w:shd w:val="clear" w:color="auto" w:fill="E2EFDA"/>
+          </w:tcPr>
+          <w:p>
+            <w:pPr>
+              <w:jc w:val="center"/>
+            </w:pPr>
+            <w:r>
+              <w:rPr>
+                <w:sz w:val="18"/>
+              </w:rPr>
+              <w:t>max(TPR-FPR)</w:t>
+            </w:r>
+          </w:p>
+        </w:tc>
+        <w:tc>
+          <w:tcPr>
+            <w:tcW w:type="dxa" w:w="1881"/>
+            <w:shd w:val="clear" w:color="auto" w:fill="E2EFDA"/>
+          </w:tcPr>
+          <w:p>
+            <w:pPr>
+              <w:jc w:val="center"/>
+            </w:pPr>
+            <w:r>
+              <w:rPr>
+                <w:sz w:val="18"/>
+              </w:rPr>
+              <w:t>0.50</w:t>
+            </w:r>
+          </w:p>
+        </w:tc>
+        <w:tc>
+          <w:tcPr>
+            <w:tcW w:type="dxa" w:w="1881"/>
+            <w:shd w:val="clear" w:color="auto" w:fill="E2EFDA"/>
+          </w:tcPr>
+          <w:p>
+            <w:pPr>
+              <w:jc w:val="center"/>
+            </w:pPr>
+            <w:r>
+              <w:rPr>
+                <w:sz w:val="18"/>
+              </w:rPr>
+              <w:t>균형 최적</w:t>
+            </w:r>
+          </w:p>
+        </w:tc>
+        <w:tc>
+          <w:tcPr>
+            <w:tcW w:type="dxa" w:w="1881"/>
+            <w:shd w:val="clear" w:color="auto" w:fill="E2EFDA"/>
+          </w:tcPr>
+          <w:p>
+            <w:pPr>
+              <w:jc w:val="center"/>
+            </w:pPr>
+            <w:r>
+              <w:rPr>
+                <w:sz w:val="18"/>
+              </w:rPr>
+              <w:t>적용</w:t>
+            </w:r>
+          </w:p>
+        </w:tc>
+      </w:tr>
+      <w:tr>
+        <w:tc>
+          <w:tcPr>
+            <w:tcW w:type="dxa" w:w="1881"/>
+            <w:shd w:val="clear" w:color="auto" w:fill="F2F2F2"/>
+          </w:tcPr>
+          <w:p>
+            <w:pPr>
+              <w:jc w:val="center"/>
+            </w:pPr>
+            <w:r>
+              <w:rPr>
+                <w:sz w:val="18"/>
+              </w:rPr>
+              <w:t>B. F1 최대화</w:t>
+            </w:r>
+          </w:p>
+        </w:tc>
+        <w:tc>
+          <w:tcPr>
+            <w:tcW w:type="dxa" w:w="1881"/>
+            <w:shd w:val="clear" w:color="auto" w:fill="F2F2F2"/>
+          </w:tcPr>
+          <w:p>
+            <w:pPr>
+              <w:jc w:val="center"/>
+            </w:pPr>
+            <w:r>
+              <w:rPr>
+                <w:sz w:val="18"/>
+              </w:rPr>
+              <w:t>argmax(F1 score)</w:t>
+            </w:r>
+          </w:p>
+        </w:tc>
+        <w:tc>
+          <w:tcPr>
+            <w:tcW w:type="dxa" w:w="1881"/>
+            <w:shd w:val="clear" w:color="auto" w:fill="F2F2F2"/>
+          </w:tcPr>
+          <w:p>
+            <w:pPr>
+              <w:jc w:val="center"/>
+            </w:pPr>
+            <w:r>
+              <w:rPr>
+                <w:sz w:val="18"/>
+              </w:rPr>
+              <w:t>~0.45</w:t>
+            </w:r>
+          </w:p>
+        </w:tc>
+        <w:tc>
+          <w:tcPr>
+            <w:tcW w:type="dxa" w:w="1881"/>
+            <w:shd w:val="clear" w:color="auto" w:fill="F2F2F2"/>
+          </w:tcPr>
+          <w:p>
+            <w:pPr>
+              <w:jc w:val="center"/>
+            </w:pPr>
+            <w:r>
+              <w:rPr>
+                <w:sz w:val="18"/>
+              </w:rPr>
+              <w:t>Recall/Precision 균형</w:t>
+            </w:r>
+          </w:p>
+        </w:tc>
+        <w:tc>
+          <w:tcPr>
+            <w:tcW w:type="dxa" w:w="1881"/>
+            <w:shd w:val="clear" w:color="auto" w:fill="F2F2F2"/>
+          </w:tcPr>
+          <w:p>
+            <w:pPr>
+              <w:jc w:val="center"/>
+            </w:pPr>
+            <w:r>
+              <w:rPr>
+                <w:sz w:val="18"/>
+              </w:rPr>
+              <w:t>참고</w:t>
+            </w:r>
+          </w:p>
+        </w:tc>
+      </w:tr>
+      <w:tr>
+        <w:tc>
+          <w:tcPr>
+            <w:tcW w:type="dxa" w:w="1881"/>
+            <w:shd w:val="clear" w:color="auto" w:fill="F2F2F2"/>
+          </w:tcPr>
+          <w:p>
+            <w:pPr>
+              <w:jc w:val="center"/>
+            </w:pPr>
+            <w:r>
+              <w:rPr>
+                <w:sz w:val="18"/>
+              </w:rPr>
+              <w:t>C. 백분위 95%</w:t>
+            </w:r>
+          </w:p>
+        </w:tc>
+        <w:tc>
+          <w:tcPr>
+            <w:tcW w:type="dxa" w:w="1881"/>
+            <w:shd w:val="clear" w:color="auto" w:fill="F2F2F2"/>
+          </w:tcPr>
+          <w:p>
+            <w:pPr>
+              <w:jc w:val="center"/>
+            </w:pPr>
+            <w:r>
+              <w:rPr>
+                <w:sz w:val="18"/>
+              </w:rPr>
+              <w:t>np.percentile(mse,95)</w:t>
+            </w:r>
+          </w:p>
+        </w:tc>
+        <w:tc>
+          <w:tcPr>
+            <w:tcW w:type="dxa" w:w="1881"/>
+            <w:shd w:val="clear" w:color="auto" w:fill="F2F2F2"/>
+          </w:tcPr>
+          <w:p>
+            <w:pPr>
+              <w:jc w:val="center"/>
+            </w:pPr>
+            <w:r>
+              <w:rPr>
+                <w:sz w:val="18"/>
+              </w:rPr>
+              <w:t>분포 의존</w:t>
+            </w:r>
+          </w:p>
+        </w:tc>
+        <w:tc>
+          <w:tcPr>
+            <w:tcW w:type="dxa" w:w="1881"/>
+            <w:shd w:val="clear" w:color="auto" w:fill="F2F2F2"/>
+          </w:tcPr>
+          <w:p>
+            <w:pPr>
+              <w:jc w:val="center"/>
+            </w:pPr>
+            <w:r>
+              <w:rPr>
+                <w:sz w:val="18"/>
+              </w:rPr>
+              <w:t>간편, 정밀도 낮음</w:t>
+            </w:r>
+          </w:p>
+        </w:tc>
+        <w:tc>
+          <w:tcPr>
+            <w:tcW w:type="dxa" w:w="1881"/>
+            <w:shd w:val="clear" w:color="auto" w:fill="F2F2F2"/>
+          </w:tcPr>
+          <w:p>
+            <w:pPr>
+              <w:jc w:val="center"/>
+            </w:pPr>
+            <w:r>
+              <w:rPr>
+                <w:sz w:val="18"/>
+              </w:rPr>
+              <w:t>참고</w:t>
+            </w:r>
+          </w:p>
+        </w:tc>
+      </w:tr>
+    </w:tbl>
+    <w:p>
+      <w:pPr>
+        <w:pStyle w:val="Heading2"/>
+      </w:pPr>
+      <w:r>
+        <w:t>K.3 임계값별 현장 운영 시나리오</w:t>
+      </w:r>
+    </w:p>
+    <w:tbl>
+      <w:tblPr>
+        <w:tblStyle w:val="TableGrid"/>
+        <w:tblW w:type="auto" w:w="0"/>
+        <w:tblLook w:firstColumn="1" w:firstRow="1" w:lastColumn="0" w:lastRow="0" w:noHBand="0" w:noVBand="1" w:val="04A0"/>
+      </w:tblPr>
+      <w:tblGrid>
+        <w:gridCol w:w="1881"/>
+        <w:gridCol w:w="1881"/>
+        <w:gridCol w:w="1881"/>
+        <w:gridCol w:w="1881"/>
+        <w:gridCol w:w="1881"/>
+      </w:tblGrid>
+      <w:tr>
+        <w:tc>
+          <w:tcPr>
+            <w:tcW w:type="dxa" w:w="2592"/>
+            <w:shd w:val="clear" w:color="auto" w:fill="2E75B6"/>
+          </w:tcPr>
+          <w:p>
+            <w:pPr>
+              <w:jc w:val="center"/>
+            </w:pPr>
+            <w:r>
+              <w:rPr>
+                <w:b/>
+                <w:color w:val="FFFFFF"/>
+                <w:sz w:val="19"/>
+              </w:rPr>
+              <w:t>임계값 범위</w:t>
+            </w:r>
+          </w:p>
+        </w:tc>
+        <w:tc>
+          <w:tcPr>
+            <w:tcW w:type="dxa" w:w="1440"/>
+            <w:shd w:val="clear" w:color="auto" w:fill="2E75B6"/>
+          </w:tcPr>
+          <w:p>
+            <w:pPr>
+              <w:jc w:val="center"/>
+            </w:pPr>
+            <w:r>
+              <w:rPr>
+                <w:b/>
+                <w:color w:val="FFFFFF"/>
+                <w:sz w:val="19"/>
+              </w:rPr>
+              <w:t>Recall</w:t>
+            </w:r>
+          </w:p>
+        </w:tc>
+        <w:tc>
+          <w:tcPr>
+            <w:tcW w:type="dxa" w:w="1584"/>
+            <w:shd w:val="clear" w:color="auto" w:fill="2E75B6"/>
+          </w:tcPr>
+          <w:p>
+            <w:pPr>
+              <w:jc w:val="center"/>
+            </w:pPr>
+            <w:r>
+              <w:rPr>
+                <w:b/>
+                <w:color w:val="FFFFFF"/>
+                <w:sz w:val="19"/>
+              </w:rPr>
+              <w:t>Precision</w:t>
+            </w:r>
+          </w:p>
+        </w:tc>
+        <w:tc>
+          <w:tcPr>
+            <w:tcW w:type="dxa" w:w="4608"/>
+            <w:shd w:val="clear" w:color="auto" w:fill="2E75B6"/>
+          </w:tcPr>
+          <w:p>
+            <w:pPr>
+              <w:jc w:val="center"/>
+            </w:pPr>
+            <w:r>
+              <w:rPr>
+                <w:b/>
+                <w:color w:val="FFFFFF"/>
+                <w:sz w:val="19"/>
+              </w:rPr>
+              <w:t>현장 상황</w:t>
+            </w:r>
+          </w:p>
+        </w:tc>
+        <w:tc>
+          <w:tcPr>
+            <w:tcW w:type="dxa" w:w="1440"/>
+            <w:shd w:val="clear" w:color="auto" w:fill="2E75B6"/>
+          </w:tcPr>
+          <w:p>
+            <w:pPr>
+              <w:jc w:val="center"/>
+            </w:pPr>
+            <w:r>
+              <w:rPr>
+                <w:b/>
+                <w:color w:val="FFFFFF"/>
+                <w:sz w:val="19"/>
+              </w:rPr>
+              <w:t>권장</w:t>
+            </w:r>
+          </w:p>
+        </w:tc>
+      </w:tr>
+      <w:tr>
+        <w:tc>
+          <w:tcPr>
+            <w:tcW w:type="dxa" w:w="1881"/>
+            <w:shd w:val="clear" w:color="auto" w:fill="E2EFDA"/>
+          </w:tcPr>
+          <w:p>
+            <w:pPr>
+              <w:jc w:val="center"/>
+            </w:pPr>
+            <w:r>
+              <w:rPr>
+                <w:sz w:val="18"/>
+              </w:rPr>
+              <w:t>0.30 ~ 0.45</w:t>
+            </w:r>
+          </w:p>
+        </w:tc>
+        <w:tc>
+          <w:tcPr>
+            <w:tcW w:type="dxa" w:w="1881"/>
+            <w:shd w:val="clear" w:color="auto" w:fill="E2EFDA"/>
+          </w:tcPr>
+          <w:p>
+            <w:pPr>
+              <w:jc w:val="center"/>
+            </w:pPr>
+            <w:r>
+              <w:rPr>
+                <w:sz w:val="18"/>
+              </w:rPr>
+              <w:t>높음</w:t>
+            </w:r>
+          </w:p>
+        </w:tc>
+        <w:tc>
+          <w:tcPr>
+            <w:tcW w:type="dxa" w:w="1881"/>
+            <w:shd w:val="clear" w:color="auto" w:fill="E2EFDA"/>
+          </w:tcPr>
+          <w:p>
+            <w:pPr>
+              <w:jc w:val="center"/>
+            </w:pPr>
+            <w:r>
+              <w:rPr>
+                <w:sz w:val="18"/>
+              </w:rPr>
+              <w:t>낮음</w:t>
+            </w:r>
+          </w:p>
+        </w:tc>
+        <w:tc>
+          <w:tcPr>
+            <w:tcW w:type="dxa" w:w="1881"/>
+            <w:shd w:val="clear" w:color="auto" w:fill="E2EFDA"/>
+          </w:tcPr>
+          <w:p>
+            <w:pPr>
+              <w:jc w:val="center"/>
+            </w:pPr>
+            <w:r>
+              <w:rPr>
+                <w:sz w:val="18"/>
+              </w:rPr>
+              <w:t>고장 미탐지 비용 &gt;&gt; 오경보 비용 (PdM)</w:t>
+            </w:r>
+          </w:p>
+        </w:tc>
+        <w:tc>
+          <w:tcPr>
+            <w:tcW w:type="dxa" w:w="1881"/>
+            <w:shd w:val="clear" w:color="auto" w:fill="E2EFDA"/>
+          </w:tcPr>
+          <w:p>
+            <w:pPr>
+              <w:jc w:val="center"/>
+            </w:pPr>
+            <w:r>
+              <w:rPr>
+                <w:sz w:val="18"/>
+              </w:rPr>
+              <w:t>권장</w:t>
+            </w:r>
+          </w:p>
+        </w:tc>
+      </w:tr>
+      <w:tr>
+        <w:tc>
+          <w:tcPr>
+            <w:tcW w:type="dxa" w:w="1881"/>
+            <w:shd w:val="clear" w:color="auto" w:fill="F2F2F2"/>
+          </w:tcPr>
+          <w:p>
+            <w:pPr>
+              <w:jc w:val="center"/>
+            </w:pPr>
+            <w:r>
+              <w:rPr>
+                <w:sz w:val="18"/>
+              </w:rPr>
+              <w:t>0.50 (기본)</w:t>
+            </w:r>
+          </w:p>
+        </w:tc>
+        <w:tc>
+          <w:tcPr>
+            <w:tcW w:type="dxa" w:w="1881"/>
+            <w:shd w:val="clear" w:color="auto" w:fill="F2F2F2"/>
+          </w:tcPr>
+          <w:p>
+            <w:pPr>
+              <w:jc w:val="center"/>
+            </w:pPr>
+            <w:r>
+              <w:rPr>
+                <w:sz w:val="18"/>
+              </w:rPr>
+              <w:t>~0.85</w:t>
+            </w:r>
+          </w:p>
+        </w:tc>
+        <w:tc>
+          <w:tcPr>
+            <w:tcW w:type="dxa" w:w="1881"/>
+            <w:shd w:val="clear" w:color="auto" w:fill="F2F2F2"/>
+          </w:tcPr>
+          <w:p>
+            <w:pPr>
+              <w:jc w:val="center"/>
+            </w:pPr>
+            <w:r>
+              <w:rPr>
+                <w:sz w:val="18"/>
+              </w:rPr>
+              <w:t>~0.90</w:t>
+            </w:r>
+          </w:p>
+        </w:tc>
+        <w:tc>
+          <w:tcPr>
+            <w:tcW w:type="dxa" w:w="1881"/>
+            <w:shd w:val="clear" w:color="auto" w:fill="F2F2F2"/>
+          </w:tcPr>
+          <w:p>
+            <w:pPr>
+              <w:jc w:val="center"/>
+            </w:pPr>
+            <w:r>
+              <w:rPr>
+                <w:sz w:val="18"/>
+              </w:rPr>
+              <w:t>일반 운영, Youden J 균형점</w:t>
+            </w:r>
+          </w:p>
+        </w:tc>
+        <w:tc>
+          <w:tcPr>
+            <w:tcW w:type="dxa" w:w="1881"/>
+            <w:shd w:val="clear" w:color="auto" w:fill="F2F2F2"/>
+          </w:tcPr>
+          <w:p>
+            <w:pPr>
+              <w:jc w:val="center"/>
+            </w:pPr>
+            <w:r>
+              <w:rPr>
+                <w:sz w:val="18"/>
+              </w:rPr>
+              <w:t>기본</w:t>
+            </w:r>
+          </w:p>
+        </w:tc>
+      </w:tr>
+      <w:tr>
+        <w:tc>
+          <w:tcPr>
+            <w:tcW w:type="dxa" w:w="1881"/>
+            <w:shd w:val="clear" w:color="auto" w:fill="FFDDDD"/>
+          </w:tcPr>
+          <w:p>
+            <w:pPr>
+              <w:jc w:val="center"/>
+            </w:pPr>
+            <w:r>
+              <w:rPr>
+                <w:sz w:val="18"/>
+              </w:rPr>
+              <w:t>0.65 ~ 0.80</w:t>
+            </w:r>
+          </w:p>
+        </w:tc>
+        <w:tc>
+          <w:tcPr>
+            <w:tcW w:type="dxa" w:w="1881"/>
+            <w:shd w:val="clear" w:color="auto" w:fill="FFDDDD"/>
+          </w:tcPr>
+          <w:p>
+            <w:pPr>
+              <w:jc w:val="center"/>
+            </w:pPr>
+            <w:r>
+              <w:rPr>
+                <w:sz w:val="18"/>
+              </w:rPr>
+              <w:t>낮음</w:t>
+            </w:r>
+          </w:p>
+        </w:tc>
+        <w:tc>
+          <w:tcPr>
+            <w:tcW w:type="dxa" w:w="1881"/>
+            <w:shd w:val="clear" w:color="auto" w:fill="FFDDDD"/>
+          </w:tcPr>
+          <w:p>
+            <w:pPr>
+              <w:jc w:val="center"/>
+            </w:pPr>
+            <w:r>
+              <w:rPr>
+                <w:sz w:val="18"/>
+              </w:rPr>
+              <w:t>높음</w:t>
+            </w:r>
+          </w:p>
+        </w:tc>
+        <w:tc>
+          <w:tcPr>
+            <w:tcW w:type="dxa" w:w="1881"/>
+            <w:shd w:val="clear" w:color="auto" w:fill="FFDDDD"/>
+          </w:tcPr>
+          <w:p>
+            <w:pPr>
+              <w:jc w:val="center"/>
+            </w:pPr>
+            <w:r>
+              <w:rPr>
+                <w:sz w:val="18"/>
+              </w:rPr>
+              <w:t>오경보 최소화 필요 환경</w:t>
+            </w:r>
+          </w:p>
+        </w:tc>
+        <w:tc>
+          <w:tcPr>
+            <w:tcW w:type="dxa" w:w="1881"/>
+            <w:shd w:val="clear" w:color="auto" w:fill="FFDDDD"/>
+          </w:tcPr>
+          <w:p>
+            <w:pPr>
+              <w:jc w:val="center"/>
+            </w:pPr>
+            <w:r>
+              <w:rPr>
+                <w:sz w:val="18"/>
+              </w:rPr>
+              <w:t>주의</w:t>
+            </w:r>
+          </w:p>
+        </w:tc>
+      </w:tr>
+    </w:tbl>
+    <w:p>
+      <w:pPr>
+        <w:pStyle w:val="Heading2"/>
+      </w:pPr>
+      <w:r>
+        <w:t>K.4 학습 곡선 해석 -- Loss &amp; Accuracy 수렴</w:t>
+      </w:r>
+    </w:p>
+    <w:p>
+      <w:r>
+        <w:rPr>
+          <w:b w:val="0"/>
+          <w:sz w:val="21"/>
+        </w:rPr>
+        <w:t>CNN+LSTM 이진 분류 학습 (60 Epoch, EarlyStopping patience=8):</w:t>
+        <w:br/>
+        <w:t>- Loss: 초기 ~0.67 -&gt; 수렴 ~0.43 (Train/Val 동반 감소, 과적합 없음)</w:t>
+        <w:br/>
+        <w:t>- Accuracy: 초기 ~0.62 -&gt; Epoch 5 전후 급등 -&gt; 0.79~0.82 수렴</w:t>
+        <w:br/>
+        <w:t>- Train/Val 격차 최소: 일반화 성능 양호 확인</w:t>
+        <w:br/>
+        <w:br/>
+        <w:t>Streamlit 사이드바 슬라이더(0.30~0.80)로 실시간 조정, 변경 이력 자동 기록.</w:t>
+      </w:r>
+    </w:p>
+    <w:p>
+      <w:r>
+        <w:rPr>
+          <w:b/>
+          <w:color w:val="C00000"/>
+          <w:sz w:val="21"/>
+        </w:rPr>
+        <w:t>핵심: AUC 0.88 = 변별력(임계값 무관) | PdM 현장 권장 임계값 = 0.30~0.45 (Recall 우선) | Streamlit 슬라이더로 전문가 실시간 조정</w:t>
       </w:r>
     </w:p>
     <w:sectPr>
